--- a/Ravindra_Josyula.docx
+++ b/Ravindra_Josyula.docx
@@ -363,7 +363,20 @@
           <w:rtl w:val="0"/>
           <w:lang w:val="en-US"/>
         </w:rPr>
-        <w:t>Languages: C#, Java, C++</w:t>
+        <w:t>Languages: Java</w:t>
+      </w:r>
+      <w:r>
+        <w:rPr>
+          <w:rtl w:val="0"/>
+          <w:lang w:val="en-US"/>
+        </w:rPr>
+        <w:t xml:space="preserve">, </w:t>
+      </w:r>
+      <w:r>
+        <w:rPr>
+          <w:rtl w:val="0"/>
+        </w:rPr>
+        <w:t>C#, C++</w:t>
       </w:r>
     </w:p>
     <w:p>
@@ -403,6 +416,19 @@
           <w:lang w:val="en-US"/>
         </w:rPr>
         <w:t>Middleware: CORBA, ZeroC Ice</w:t>
+      </w:r>
+    </w:p>
+    <w:p>
+      <w:pPr>
+        <w:pStyle w:val="Body"/>
+        <w:bidi w:val="0"/>
+      </w:pPr>
+      <w:r>
+        <w:rPr>
+          <w:rtl w:val="0"/>
+          <w:lang w:val="en-US"/>
+        </w:rPr>
+        <w:t>Messaging: Solace, MQ</w:t>
       </w:r>
     </w:p>
     <w:p>
@@ -558,7 +584,21 @@
           <w:rtl w:val="0"/>
           <w:lang w:val="en-US"/>
         </w:rPr>
-        <w:t xml:space="preserve">Moved into a more individual contributor-focused role within a lean, self-managed team. Focused on designing and building high-performance ingress and processing frameworks to support increased trading volumes.  </w:t>
+        <w:t xml:space="preserve">Moved into a more individual contributor-focused role </w:t>
+      </w:r>
+      <w:r>
+        <w:rPr>
+          <w:rtl w:val="0"/>
+          <w:lang w:val="en-US"/>
+        </w:rPr>
+        <w:t>to focus on improving the equity derivative platform</w:t>
+      </w:r>
+      <w:r>
+        <w:rPr>
+          <w:rtl w:val="0"/>
+          <w:lang w:val="en-US"/>
+        </w:rPr>
+        <w:t xml:space="preserve">. Focused on designing and building high-performance ingress and processing frameworks to support increased trading volumes. </w:t>
       </w:r>
     </w:p>
     <w:p>
@@ -594,7 +634,35 @@
           <w:rtl w:val="0"/>
           <w:lang w:val="en-US"/>
         </w:rPr>
-        <w:t>Re-designed and implemented the listed flow in Java, reducing execution processing time from 85 minutes to under 8 minutes</w:t>
+        <w:t>D</w:t>
+      </w:r>
+      <w:r>
+        <w:rPr>
+          <w:rtl w:val="0"/>
+          <w:lang w:val="en-US"/>
+        </w:rPr>
+        <w:t>evelop</w:t>
+      </w:r>
+      <w:r>
+        <w:rPr>
+          <w:rtl w:val="0"/>
+          <w:lang w:val="en-US"/>
+        </w:rPr>
+        <w:t xml:space="preserve">ed Listed Execution gateway for </w:t>
+      </w:r>
+      <w:r>
+        <w:rPr>
+          <w:rtl w:val="0"/>
+          <w:lang w:val="en-US"/>
+        </w:rPr>
+        <w:t>Position View Service</w:t>
+      </w:r>
+      <w:r>
+        <w:rPr>
+          <w:rtl w:val="0"/>
+          <w:lang w:val="en-US"/>
+        </w:rPr>
+        <w:t xml:space="preserve"> with a sustained processing throughput of 65k/sec.</w:t>
       </w:r>
     </w:p>
     <w:p>
@@ -611,7 +679,7 @@
           <w:rtl w:val="0"/>
           <w:lang w:val="en-US"/>
         </w:rPr>
-        <w:t>Introduced a fast-lane architecture for low-latency listed execution flows in the Java codebase using Disruptor, improving trade booking performance</w:t>
+        <w:t>Re-designed and implemented the listed flow in Java, reducing execution processing time from 85 minutes to under 8 minutes</w:t>
       </w:r>
     </w:p>
     <w:p>
@@ -628,7 +696,7 @@
           <w:rtl w:val="0"/>
           <w:lang w:val="en-US"/>
         </w:rPr>
-        <w:t>Contributing to the development of a new Position View Service to provide firm-wide Equity Derivatives position visibility</w:t>
+        <w:t>Introduced a fast-lane architecture for low-latency listed execution flows in the Java codebase using Disruptor, improving trade booking performance</w:t>
       </w:r>
     </w:p>
     <w:p>
